--- a/src/OpenXmlHtml.Tests/WordStyleComboTests.FullFeatureDocx.Net.verified.docx
+++ b/src/OpenXmlHtml.Tests/WordStyleComboTests.FullFeatureDocx.Net.verified.docx
@@ -495,8 +495,8 @@
       <w:hyperlink xmlns:r="http://schemas.openxmlformats.org/officeDocument/2006/relationships" r:id="DeterministicId2">
         <w:r>
           <w:rPr>
+            <w:color w:val="0563C1"/>
             <w:u w:val="single"/>
-            <w:color w:val="0563C1"/>
           </w:rPr>
           <w:t xml:space="preserve">eng@example.com</w:t>
         </w:r>
@@ -517,8 +517,8 @@
       <w:hyperlink xmlns:r="http://schemas.openxmlformats.org/officeDocument/2006/relationships" r:id="DeterministicId3">
         <w:r>
           <w:rPr>
+            <w:color w:val="0563C1"/>
             <w:u w:val="single"/>
-            <w:color w:val="0563C1"/>
           </w:rPr>
           <w:t xml:space="preserve">sales@example.com</w:t>
         </w:r>
@@ -544,8 +544,8 @@
       </w:r>
       <w:r>
         <w:rPr>
+          <w:rFonts w:ascii="Courier New" w:hAnsi="Courier New"/>
           <w:sz w:val="19"/>
-          <w:rFonts w:ascii="Courier New" w:hAnsi="Courier New"/>
         </w:rPr>
         <w:t xml:space="preserve">Internal Use Only</w:t>
       </w:r>
@@ -587,8 +587,8 @@
       <w:hyperlink w:anchor="appendix">
         <w:r>
           <w:rPr>
+            <w:color w:val="0563C1"/>
             <w:u w:val="single"/>
-            <w:color w:val="0563C1"/>
           </w:rPr>
           <w:t xml:space="preserve">appendix</w:t>
         </w:r>

--- a/src/OpenXmlHtml.Tests/WordStyleComboTests.FullFeatureDocx.Net.verified.docx
+++ b/src/OpenXmlHtml.Tests/WordStyleComboTests.FullFeatureDocx.Net.verified.docx
@@ -108,6 +108,9 @@
         <w:gridCol/>
       </w:tblGrid>
       <w:tr>
+        <w:trPr>
+          <w:tblHeader/>
+        </w:trPr>
         <w:tc>
           <w:p>
             <w:r>

--- a/src/OpenXmlHtml.Tests/WordStyleComboTests.FullFeatureDocx.Net.verified.docx
+++ b/src/OpenXmlHtml.Tests/WordStyleComboTests.FullFeatureDocx.Net.verified.docx
@@ -568,10 +568,6 @@
     <w:p>
       <w:pPr>
         <w:pageBreakBefore/>
-      </w:pPr>
-    </w:p>
-    <w:p>
-      <w:pPr>
         <w:spacing w:before="1440"/>
         <w:jc w:val="center"/>
       </w:pPr>
